--- a/project_course/stage02/report/report.docx
+++ b/project_course/stage02/report/report.docx
@@ -19,13 +19,31 @@
         <w:t xml:space="preserve"> </w:t>
       </w:r>
       <w:r>
-        <w:t xml:space="preserve">лабораторной</w:t>
-      </w:r>
-      <w:r>
-        <w:t xml:space="preserve"> </w:t>
-      </w:r>
-      <w:r>
-        <w:t xml:space="preserve">работе</w:t>
+        <w:t xml:space="preserve">выполнению</w:t>
+      </w:r>
+      <w:r>
+        <w:t xml:space="preserve"> </w:t>
+      </w:r>
+      <w:r>
+        <w:t xml:space="preserve">внешнего</w:t>
+      </w:r>
+      <w:r>
+        <w:t xml:space="preserve"> </w:t>
+      </w:r>
+      <w:r>
+        <w:t xml:space="preserve">курса</w:t>
+      </w:r>
+      <w:r>
+        <w:t xml:space="preserve"> </w:t>
+      </w:r>
+      <w:r>
+        <w:t xml:space="preserve">«Основы</w:t>
+      </w:r>
+      <w:r>
+        <w:t xml:space="preserve"> </w:t>
+      </w:r>
+      <w:r>
+        <w:t xml:space="preserve">кибербезопасности»</w:t>
       </w:r>
     </w:p>
     <w:p>
@@ -33,13 +51,25 @@
         <w:pStyle w:val="Subtitle"/>
       </w:pPr>
       <w:r>
-        <w:t xml:space="preserve">Лабораторная</w:t>
-      </w:r>
-      <w:r>
-        <w:t xml:space="preserve"> </w:t>
-      </w:r>
-      <w:r>
-        <w:t xml:space="preserve">№4</w:t>
+        <w:t xml:space="preserve">Часть</w:t>
+      </w:r>
+      <w:r>
+        <w:t xml:space="preserve"> </w:t>
+      </w:r>
+      <w:r>
+        <w:t xml:space="preserve">2.</w:t>
+      </w:r>
+      <w:r>
+        <w:t xml:space="preserve"> </w:t>
+      </w:r>
+      <w:r>
+        <w:t xml:space="preserve">Защита</w:t>
+      </w:r>
+      <w:r>
+        <w:t xml:space="preserve"> </w:t>
+      </w:r>
+      <w:r>
+        <w:t xml:space="preserve">ПК/телефона</w:t>
       </w:r>
     </w:p>
     <w:p>
@@ -111,20 +141,11 @@
         <w:pStyle w:val="FirstParagraph"/>
       </w:pPr>
       <w:r>
-        <w:t xml:space="preserve">Получение практических навыков работы в консоли с расширенными атрибутами файлов</w:t>
-      </w:r>
-      <w:r>
-        <w:t xml:space="preserve"> </w:t>
-      </w:r>
-      <w:r>
-        <w:t xml:space="preserve">[1]</w:t>
-      </w:r>
-      <w:r>
-        <w:t xml:space="preserve">.</w:t>
+        <w:t xml:space="preserve">Получение знаний о шифровании, паролях, фишинге вирусах и безопасности мессенджеров.</w:t>
       </w:r>
     </w:p>
     <w:bookmarkEnd w:id="20"/>
-    <w:bookmarkStart w:id="59" w:name="выполнение-лабораторной-работы"/>
+    <w:bookmarkStart w:id="70" w:name="выполнение"/>
     <w:p>
       <w:pPr>
         <w:pStyle w:val="Heading1"/>
@@ -139,7 +160,25 @@
         <w:tab/>
       </w:r>
       <w:r>
-        <w:t xml:space="preserve">Выполнение лабораторной работы</w:t>
+        <w:t xml:space="preserve">Выполнение</w:t>
+      </w:r>
+    </w:p>
+    <w:bookmarkStart w:id="30" w:name="шифрование-диска"/>
+    <w:p>
+      <w:pPr>
+        <w:pStyle w:val="Heading3"/>
+      </w:pPr>
+      <w:r>
+        <w:rPr>
+          <w:rStyle w:val="SectionNumber"/>
+        </w:rPr>
+        <w:t xml:space="preserve">2.0.1</w:t>
+      </w:r>
+      <w:r>
+        <w:tab/>
+      </w:r>
+      <w:r>
+        <w:t xml:space="preserve">Шифрование диска</w:t>
       </w:r>
     </w:p>
     <w:p>
@@ -157,7 +196,7 @@
         <w:t xml:space="preserve"> </w:t>
       </w:r>
       <w:r>
-        <w:t xml:space="preserve">От имени пользователя guest определите расширенные атрибуты файла /home/guest/dir1/file1 командой lsattr /home/guest/dir1/file1.</w:t>
+        <w:t xml:space="preserve">Можно ли зашифровать загрузочный сектор диска?</w:t>
       </w:r>
     </w:p>
     <w:p>
@@ -165,7 +204,7 @@
         <w:pStyle w:val="BodyText"/>
       </w:pPr>
       <w:r>
-        <w:t xml:space="preserve">Я перешла в учетную запись пользователя guest командой su guest, затем создала директорию dir1 и файл file1 (mkdir и touch соответственно) и проверила наличие расширенных атрибутов файла file1 командой lsattr /home/guest/dir1/file1 (рис. [??]).</w:t>
+        <w:t xml:space="preserve">Правильный ответ: да. Диск можно зашифровать целиком, а можно избранные секторы (рис. [??]).</w:t>
       </w:r>
     </w:p>
     <w:p>
@@ -175,9 +214,9 @@
       <w:r>
         <w:drawing>
           <wp:inline>
-            <wp:extent cx="3733800" cy="1565496"/>
+            <wp:extent cx="3733800" cy="3363611"/>
             <wp:effectExtent b="0" l="0" r="0" t="0"/>
-            <wp:docPr descr="Проверка наличия расширенных атрибутов файла" title="fig:" id="22" name="Picture"/>
+            <wp:docPr descr="Задание 1. Условие и верный ответ." title="fig:" id="22" name="Picture"/>
             <a:graphic>
               <a:graphicData uri="http://schemas.openxmlformats.org/drawingml/2006/picture">
                 <pic:pic>
@@ -196,7 +235,7 @@
                   <pic:spPr bwMode="auto">
                     <a:xfrm>
                       <a:off x="0" y="0"/>
-                      <a:ext cx="3733800" cy="1565496"/>
+                      <a:ext cx="3733800" cy="3363611"/>
                     </a:xfrm>
                     <a:prstGeom prst="rect">
                       <a:avLst/>
@@ -220,7 +259,7 @@
         <w:pStyle w:val="ImageCaption"/>
       </w:pPr>
       <w:r>
-        <w:t xml:space="preserve">Проверка наличия расширенных атрибутов файла</w:t>
+        <w:t xml:space="preserve">Задание 1. Условие и верный ответ.</w:t>
       </w:r>
     </w:p>
     <w:p>
@@ -238,7 +277,7 @@
         <w:t xml:space="preserve"> </w:t>
       </w:r>
       <w:r>
-        <w:t xml:space="preserve">Установите командой chmod 600 file1 на файл file1 права, разрешающие чтение и запись для владельца файла.</w:t>
+        <w:t xml:space="preserve">Шифрование диска основано на…</w:t>
       </w:r>
     </w:p>
     <w:p>
@@ -246,7 +285,19 @@
         <w:pStyle w:val="BodyText"/>
       </w:pPr>
       <w:r>
-        <w:t xml:space="preserve">Я установила права на чтение и запись пользователем файла на файл file1 с помощью команды chmod 600 file1 и проверила командой ls -l (рис. [??]).</w:t>
+        <w:t xml:space="preserve">симметричном шифровании, так как оно достаточно быстрое и эффективное для больших объёмов данных</w:t>
+      </w:r>
+      <w:r>
+        <w:t xml:space="preserve"> </w:t>
+      </w:r>
+      <w:r>
+        <w:t xml:space="preserve">[1]</w:t>
+      </w:r>
+      <w:r>
+        <w:t xml:space="preserve"> </w:t>
+      </w:r>
+      <w:r>
+        <w:t xml:space="preserve">(рис. [??]).</w:t>
       </w:r>
     </w:p>
     <w:p>
@@ -256,9 +307,9 @@
       <w:r>
         <w:drawing>
           <wp:inline>
-            <wp:extent cx="3733800" cy="1100874"/>
+            <wp:extent cx="3733800" cy="3645050"/>
             <wp:effectExtent b="0" l="0" r="0" t="0"/>
-            <wp:docPr descr="Установка прав на чтение и запись файла пользователем" title="fig:" id="25" name="Picture"/>
+            <wp:docPr descr="Задание 2. Условие и верный ответ." title="fig:" id="25" name="Picture"/>
             <a:graphic>
               <a:graphicData uri="http://schemas.openxmlformats.org/drawingml/2006/picture">
                 <pic:pic>
@@ -277,7 +328,7 @@
                   <pic:spPr bwMode="auto">
                     <a:xfrm>
                       <a:off x="0" y="0"/>
-                      <a:ext cx="3733800" cy="1100874"/>
+                      <a:ext cx="3733800" cy="3645050"/>
                     </a:xfrm>
                     <a:prstGeom prst="rect">
                       <a:avLst/>
@@ -301,7 +352,7 @@
         <w:pStyle w:val="ImageCaption"/>
       </w:pPr>
       <w:r>
-        <w:t xml:space="preserve">Установка прав на чтение и запись файла пользователем</w:t>
+        <w:t xml:space="preserve">Задание 2. Условие и верный ответ.</w:t>
       </w:r>
     </w:p>
     <w:p>
@@ -319,7 +370,7 @@
         <w:t xml:space="preserve"> </w:t>
       </w:r>
       <w:r>
-        <w:t xml:space="preserve">Попробуйте установить на файл /home/guest/dir1/file1 расширенный атрибут a от имени пользователя guest: chattr +a /home/guest/dir1/file1</w:t>
+        <w:t xml:space="preserve">С помощью каких программ можно зашифровать жесткий диск?</w:t>
       </w:r>
     </w:p>
     <w:p>
@@ -327,7 +378,7 @@
         <w:pStyle w:val="BodyText"/>
       </w:pPr>
       <w:r>
-        <w:t xml:space="preserve">Я попробовала устновить расширенный атрибут а от имени пользователя guest с помощью команды chattr +a /home/guest/dir1/file1 и получила отказ (рис. [??]).</w:t>
+        <w:t xml:space="preserve">Правильный ответ: VeraCrypt, BitLocker. (рис. [??]).</w:t>
       </w:r>
     </w:p>
     <w:p>
@@ -337,9 +388,9 @@
       <w:r>
         <w:drawing>
           <wp:inline>
-            <wp:extent cx="3733800" cy="519545"/>
+            <wp:extent cx="3733800" cy="3501672"/>
             <wp:effectExtent b="0" l="0" r="0" t="0"/>
-            <wp:docPr descr="Невозможность установить расширенный атрибут а от имени guest" title="fig:" id="28" name="Picture"/>
+            <wp:docPr descr="Задание 3. Условие и верный ответ." title="fig:" id="28" name="Picture"/>
             <a:graphic>
               <a:graphicData uri="http://schemas.openxmlformats.org/drawingml/2006/picture">
                 <pic:pic>
@@ -358,7 +409,7 @@
                   <pic:spPr bwMode="auto">
                     <a:xfrm>
                       <a:off x="0" y="0"/>
-                      <a:ext cx="3733800" cy="519545"/>
+                      <a:ext cx="3733800" cy="3501672"/>
                     </a:xfrm>
                     <a:prstGeom prst="rect">
                       <a:avLst/>
@@ -382,12 +433,31 @@
         <w:pStyle w:val="ImageCaption"/>
       </w:pPr>
       <w:r>
-        <w:t xml:space="preserve">Невозможность установить расширенный атрибут а от имени guest</w:t>
-      </w:r>
-    </w:p>
-    <w:p>
-      <w:pPr>
-        <w:pStyle w:val="BodyText"/>
+        <w:t xml:space="preserve">Задание 3. Условие и верный ответ.</w:t>
+      </w:r>
+    </w:p>
+    <w:bookmarkEnd w:id="30"/>
+    <w:bookmarkStart w:id="49" w:name="пароли"/>
+    <w:p>
+      <w:pPr>
+        <w:pStyle w:val="Heading3"/>
+      </w:pPr>
+      <w:r>
+        <w:rPr>
+          <w:rStyle w:val="SectionNumber"/>
+        </w:rPr>
+        <w:t xml:space="preserve">2.0.2</w:t>
+      </w:r>
+      <w:r>
+        <w:tab/>
+      </w:r>
+      <w:r>
+        <w:t xml:space="preserve">Пароли</w:t>
+      </w:r>
+    </w:p>
+    <w:p>
+      <w:pPr>
+        <w:pStyle w:val="FirstParagraph"/>
       </w:pPr>
       <w:r>
         <w:rPr>
@@ -400,7 +470,7 @@
         <w:t xml:space="preserve"> </w:t>
       </w:r>
       <w:r>
-        <w:t xml:space="preserve">Зайдите на третью консоль с правами администратора либо повысьте свои права с помощью команды su. Попробуйте установить расширенный атрибут a на файл /home/guest/dir1/file1 от имени суперпользователя: chattr +a /home/guest/dir1/file1</w:t>
+        <w:t xml:space="preserve">Какие пароли можно отнести с стойким: qwertty12345, ILOVECATS, UQr9@j4!S$, IDONTLOVECATS?</w:t>
       </w:r>
     </w:p>
     <w:p>
@@ -408,7 +478,19 @@
         <w:pStyle w:val="BodyText"/>
       </w:pPr>
       <w:r>
-        <w:t xml:space="preserve">Я открыла новый терминал, переключилась на администратора командой su -, а затем установила расширенный атрибут a на файл с помощью команды chattr +a /home/guest/dir1/file1 (рис. [??]).</w:t>
+        <w:t xml:space="preserve">Чтобы пароль считался стойким, он должен быть достаточной длины, не быть какой-то популярной фразом, использовать комбинацию как заглавных, так и строчных букв, цифр и символов. Такой пароль будет долго подобрать</w:t>
+      </w:r>
+      <w:r>
+        <w:t xml:space="preserve"> </w:t>
+      </w:r>
+      <w:r>
+        <w:t xml:space="preserve">[1]</w:t>
+      </w:r>
+      <w:r>
+        <w:t xml:space="preserve"> </w:t>
+      </w:r>
+      <w:r>
+        <w:t xml:space="preserve">Из указанных паролей только UQr9@j4!S$ можно назвать стойким (рис. [??]).</w:t>
       </w:r>
     </w:p>
     <w:p>
@@ -418,20 +500,20 @@
       <w:r>
         <w:drawing>
           <wp:inline>
-            <wp:extent cx="3733800" cy="1276000"/>
+            <wp:extent cx="3733800" cy="3680119"/>
             <wp:effectExtent b="0" l="0" r="0" t="0"/>
-            <wp:docPr descr="Установка расширенного атрибута а от имени суперпользователя" title="fig:" id="31" name="Picture"/>
+            <wp:docPr descr="Задание 4. Условие и верный ответ." title="fig:" id="32" name="Picture"/>
             <a:graphic>
               <a:graphicData uri="http://schemas.openxmlformats.org/drawingml/2006/picture">
                 <pic:pic>
                   <pic:nvPicPr>
-                    <pic:cNvPr descr="image/fig004.png" id="32" name="Picture"/>
+                    <pic:cNvPr descr="image/fig004.png" id="33" name="Picture"/>
                     <pic:cNvPicPr>
                       <a:picLocks noChangeArrowheads="1" noChangeAspect="1"/>
                     </pic:cNvPicPr>
                   </pic:nvPicPr>
                   <pic:blipFill>
-                    <a:blip r:embed="rId30"/>
+                    <a:blip r:embed="rId31"/>
                     <a:stretch>
                       <a:fillRect/>
                     </a:stretch>
@@ -439,7 +521,7 @@
                   <pic:spPr bwMode="auto">
                     <a:xfrm>
                       <a:off x="0" y="0"/>
-                      <a:ext cx="3733800" cy="1276000"/>
+                      <a:ext cx="3733800" cy="3680119"/>
                     </a:xfrm>
                     <a:prstGeom prst="rect">
                       <a:avLst/>
@@ -463,7 +545,7 @@
         <w:pStyle w:val="ImageCaption"/>
       </w:pPr>
       <w:r>
-        <w:t xml:space="preserve">Установка расширенного атрибута а от имени суперпользователя</w:t>
+        <w:t xml:space="preserve">Задание 4. Условие и верный ответ.</w:t>
       </w:r>
     </w:p>
     <w:p>
@@ -481,7 +563,7 @@
         <w:t xml:space="preserve"> </w:t>
       </w:r>
       <w:r>
-        <w:t xml:space="preserve">От пользователя guest проверьте правильность установления атрибута: lsattr /home/guest/dir1/file1</w:t>
+        <w:t xml:space="preserve">Где безопасно хранить пароли?</w:t>
       </w:r>
     </w:p>
     <w:p>
@@ -489,7 +571,7 @@
         <w:pStyle w:val="BodyText"/>
       </w:pPr>
       <w:r>
-        <w:t xml:space="preserve">От пользователя guest я проверила правильность установления атрибута с помощью команды lsattr /home/guest/dir1/file1 (рис. [??]).</w:t>
+        <w:t xml:space="preserve">Правильный ответ: в менеджерах паролей. Можно запомнить только один пароль, а все остальные хранить в менеджере паролей. Остальные варианты не безопасны (рис. [??]).</w:t>
       </w:r>
     </w:p>
     <w:p>
@@ -499,20 +581,20 @@
       <w:r>
         <w:drawing>
           <wp:inline>
-            <wp:extent cx="3733800" cy="669010"/>
+            <wp:extent cx="3733800" cy="3912736"/>
             <wp:effectExtent b="0" l="0" r="0" t="0"/>
-            <wp:docPr descr="Проверка установки атрибута а от имени guest" title="fig:" id="34" name="Picture"/>
+            <wp:docPr descr="Задание 5. Условие и верный ответ." title="fig:" id="35" name="Picture"/>
             <a:graphic>
               <a:graphicData uri="http://schemas.openxmlformats.org/drawingml/2006/picture">
                 <pic:pic>
                   <pic:nvPicPr>
-                    <pic:cNvPr descr="image/fig005.png" id="35" name="Picture"/>
+                    <pic:cNvPr descr="image/fig005.png" id="36" name="Picture"/>
                     <pic:cNvPicPr>
                       <a:picLocks noChangeArrowheads="1" noChangeAspect="1"/>
                     </pic:cNvPicPr>
                   </pic:nvPicPr>
                   <pic:blipFill>
-                    <a:blip r:embed="rId33"/>
+                    <a:blip r:embed="rId34"/>
                     <a:stretch>
                       <a:fillRect/>
                     </a:stretch>
@@ -520,7 +602,7 @@
                   <pic:spPr bwMode="auto">
                     <a:xfrm>
                       <a:off x="0" y="0"/>
-                      <a:ext cx="3733800" cy="669010"/>
+                      <a:ext cx="3733800" cy="3912736"/>
                     </a:xfrm>
                     <a:prstGeom prst="rect">
                       <a:avLst/>
@@ -544,15 +626,7 @@
         <w:pStyle w:val="ImageCaption"/>
       </w:pPr>
       <w:r>
-        <w:t xml:space="preserve">Проверка установки атрибута а от имени guest</w:t>
-      </w:r>
-    </w:p>
-    <w:p>
-      <w:pPr>
-        <w:pStyle w:val="BodyText"/>
-      </w:pPr>
-      <w:r>
-        <w:t xml:space="preserve">Атрибут установлен верно.</w:t>
+        <w:t xml:space="preserve">Задание 5. Условие и верный ответ.</w:t>
       </w:r>
     </w:p>
     <w:p>
@@ -570,7 +644,7 @@
         <w:t xml:space="preserve"> </w:t>
       </w:r>
       <w:r>
-        <w:t xml:space="preserve">Выполните дозапись в файл file1 слова «test». После этого выполните чтение файла file1. Убедитесь, что слово test было успешно записано в file1.</w:t>
+        <w:t xml:space="preserve">Зачем нужна капча?</w:t>
       </w:r>
     </w:p>
     <w:p>
@@ -578,43 +652,7 @@
         <w:pStyle w:val="BodyText"/>
       </w:pPr>
       <w:r>
-        <w:t xml:space="preserve">С помощью команды echo</w:t>
-      </w:r>
-      <w:r>
-        <w:t xml:space="preserve"> </w:t>
-      </w:r>
-      <w:r>
-        <w:t xml:space="preserve">“</w:t>
-      </w:r>
-      <w:r>
-        <w:t xml:space="preserve">test</w:t>
-      </w:r>
-      <w:r>
-        <w:t xml:space="preserve">”</w:t>
-      </w:r>
-      <w:r>
-        <w:t xml:space="preserve"> </w:t>
-      </w:r>
-      <w:r>
-        <w:t xml:space="preserve">&gt;&gt; dir1/file1 я выполнила дозапись в файл file1 слова «test». Затем я использовала cat и убедилась что</w:t>
-      </w:r>
-      <w:r>
-        <w:t xml:space="preserve"> </w:t>
-      </w:r>
-      <w:r>
-        <w:t xml:space="preserve">“</w:t>
-      </w:r>
-      <w:r>
-        <w:t xml:space="preserve">test</w:t>
-      </w:r>
-      <w:r>
-        <w:t xml:space="preserve">”</w:t>
-      </w:r>
-      <w:r>
-        <w:t xml:space="preserve"> </w:t>
-      </w:r>
-      <w:r>
-        <w:t xml:space="preserve">было записано и выведено (рис. [??]).</w:t>
+        <w:t xml:space="preserve">Для защиты от автоматизированных атак, направленных на получение несанкционированного доступа (рис. [??]).</w:t>
       </w:r>
     </w:p>
     <w:p>
@@ -624,20 +662,20 @@
       <w:r>
         <w:drawing>
           <wp:inline>
-            <wp:extent cx="3733800" cy="768457"/>
+            <wp:extent cx="3733800" cy="2048104"/>
             <wp:effectExtent b="0" l="0" r="0" t="0"/>
-            <wp:docPr descr="Дозапись в файл и вывод текста из файла" title="fig:" id="37" name="Picture"/>
+            <wp:docPr descr="Задание 6. Условие и верный ответ." title="fig:" id="38" name="Picture"/>
             <a:graphic>
               <a:graphicData uri="http://schemas.openxmlformats.org/drawingml/2006/picture">
                 <pic:pic>
                   <pic:nvPicPr>
-                    <pic:cNvPr descr="image/fig006.png" id="38" name="Picture"/>
+                    <pic:cNvPr descr="image/fig006.png" id="39" name="Picture"/>
                     <pic:cNvPicPr>
                       <a:picLocks noChangeArrowheads="1" noChangeAspect="1"/>
                     </pic:cNvPicPr>
                   </pic:nvPicPr>
                   <pic:blipFill>
-                    <a:blip r:embed="rId36"/>
+                    <a:blip r:embed="rId37"/>
                     <a:stretch>
                       <a:fillRect/>
                     </a:stretch>
@@ -645,7 +683,7 @@
                   <pic:spPr bwMode="auto">
                     <a:xfrm>
                       <a:off x="0" y="0"/>
-                      <a:ext cx="3733800" cy="768457"/>
+                      <a:ext cx="3733800" cy="2048104"/>
                     </a:xfrm>
                     <a:prstGeom prst="rect">
                       <a:avLst/>
@@ -669,7 +707,7 @@
         <w:pStyle w:val="ImageCaption"/>
       </w:pPr>
       <w:r>
-        <w:t xml:space="preserve">Дозапись в файл и вывод текста из файла</w:t>
+        <w:t xml:space="preserve">Задание 6. Условие и верный ответ.</w:t>
       </w:r>
     </w:p>
     <w:p>
@@ -687,25 +725,7 @@
         <w:t xml:space="preserve"> </w:t>
       </w:r>
       <w:r>
-        <w:t xml:space="preserve">Попробуйте удалить файл file1 либо стереть имеющуюся в нём информацию командой echo</w:t>
-      </w:r>
-      <w:r>
-        <w:t xml:space="preserve"> </w:t>
-      </w:r>
-      <w:r>
-        <w:t xml:space="preserve">“</w:t>
-      </w:r>
-      <w:r>
-        <w:t xml:space="preserve">abcd</w:t>
-      </w:r>
-      <w:r>
-        <w:t xml:space="preserve">”</w:t>
-      </w:r>
-      <w:r>
-        <w:t xml:space="preserve"> </w:t>
-      </w:r>
-      <w:r>
-        <w:t xml:space="preserve">&gt; /home/guest/dirl/file1. Попробуйте переименовать файл.</w:t>
+        <w:t xml:space="preserve">Для чего применяется хэширование паролей?</w:t>
       </w:r>
     </w:p>
     <w:p>
@@ -713,25 +733,7 @@
         <w:pStyle w:val="BodyText"/>
       </w:pPr>
       <w:r>
-        <w:t xml:space="preserve">Я попробовала стереть информацию командой перезаписи echo</w:t>
-      </w:r>
-      <w:r>
-        <w:t xml:space="preserve"> </w:t>
-      </w:r>
-      <w:r>
-        <w:t xml:space="preserve">“</w:t>
-      </w:r>
-      <w:r>
-        <w:t xml:space="preserve">abcd</w:t>
-      </w:r>
-      <w:r>
-        <w:t xml:space="preserve">”</w:t>
-      </w:r>
-      <w:r>
-        <w:t xml:space="preserve"> </w:t>
-      </w:r>
-      <w:r>
-        <w:t xml:space="preserve">&gt; /home/guest/dirl/file1, получив запрет на выполнение команды. Аналогично для команды переименования mv dir1/file1 dir1/file2 и для удаления командой rm (рис. [??]).</w:t>
+        <w:t xml:space="preserve">Для того, чтобы не хранить пароли на сервере в открытом виде. Крайне много ресурсов понадобится, чтобы найти прообраз хэша (рис. [??]).</w:t>
       </w:r>
     </w:p>
     <w:p>
@@ -741,20 +743,20 @@
       <w:r>
         <w:drawing>
           <wp:inline>
-            <wp:extent cx="3733800" cy="931907"/>
+            <wp:extent cx="3733800" cy="2985095"/>
             <wp:effectExtent b="0" l="0" r="0" t="0"/>
-            <wp:docPr descr="Запрет действий перезаписи, переименования и удаления файла" title="fig:" id="40" name="Picture"/>
+            <wp:docPr descr="Задание 7. Условие и верный ответ." title="fig:" id="41" name="Picture"/>
             <a:graphic>
               <a:graphicData uri="http://schemas.openxmlformats.org/drawingml/2006/picture">
                 <pic:pic>
                   <pic:nvPicPr>
-                    <pic:cNvPr descr="image/fig007.png" id="41" name="Picture"/>
+                    <pic:cNvPr descr="image/fig007.png" id="42" name="Picture"/>
                     <pic:cNvPicPr>
                       <a:picLocks noChangeArrowheads="1" noChangeAspect="1"/>
                     </pic:cNvPicPr>
                   </pic:nvPicPr>
                   <pic:blipFill>
-                    <a:blip r:embed="rId39"/>
+                    <a:blip r:embed="rId40"/>
                     <a:stretch>
                       <a:fillRect/>
                     </a:stretch>
@@ -762,7 +764,7 @@
                   <pic:spPr bwMode="auto">
                     <a:xfrm>
                       <a:off x="0" y="0"/>
-                      <a:ext cx="3733800" cy="931907"/>
+                      <a:ext cx="3733800" cy="2985095"/>
                     </a:xfrm>
                     <a:prstGeom prst="rect">
                       <a:avLst/>
@@ -786,7 +788,7 @@
         <w:pStyle w:val="ImageCaption"/>
       </w:pPr>
       <w:r>
-        <w:t xml:space="preserve">Запрет действий перезаписи, переименования и удаления файла</w:t>
+        <w:t xml:space="preserve">Задание 7. Условие и верный ответ.</w:t>
       </w:r>
     </w:p>
     <w:p>
@@ -804,7 +806,7 @@
         <w:t xml:space="preserve"> </w:t>
       </w:r>
       <w:r>
-        <w:t xml:space="preserve">Попробуйте с помощью команды chmod 000 file1 установить на файл file1 права, например, запрещающие чтение и запись для владельца файла. Удалось ли вам успешно выполнить указанные команды?</w:t>
+        <w:t xml:space="preserve">Поможет ли соль для улучшения стойкости паролей к атаке перебором, если злоумышленник получил доступ к серверу?</w:t>
       </w:r>
     </w:p>
     <w:p>
@@ -812,7 +814,7 @@
         <w:pStyle w:val="BodyText"/>
       </w:pPr>
       <w:r>
-        <w:t xml:space="preserve">Я попробовала с помощью команды chmod 000 file1 установить на файл file1 права, но также получила запрет на выполнение этого действия (рис. [??]).</w:t>
+        <w:t xml:space="preserve">Правильный ответ: нет. Если злоумышленник получил доступ к серверу, то ему будет доступна использующаяся соль, так как она генерируется на стороне сервера (рис. [??]).</w:t>
       </w:r>
     </w:p>
     <w:p>
@@ -822,20 +824,20 @@
       <w:r>
         <w:drawing>
           <wp:inline>
-            <wp:extent cx="3733800" cy="469039"/>
+            <wp:extent cx="3733800" cy="1578897"/>
             <wp:effectExtent b="0" l="0" r="0" t="0"/>
-            <wp:docPr descr="Запрет на действие изменение прав на файл" title="fig:" id="43" name="Picture"/>
+            <wp:docPr descr="Задание 8. Условие и верный ответ." title="fig:" id="44" name="Picture"/>
             <a:graphic>
               <a:graphicData uri="http://schemas.openxmlformats.org/drawingml/2006/picture">
                 <pic:pic>
                   <pic:nvPicPr>
-                    <pic:cNvPr descr="image/fig008.png" id="44" name="Picture"/>
+                    <pic:cNvPr descr="image/fig008.png" id="45" name="Picture"/>
                     <pic:cNvPicPr>
                       <a:picLocks noChangeArrowheads="1" noChangeAspect="1"/>
                     </pic:cNvPicPr>
                   </pic:nvPicPr>
                   <pic:blipFill>
-                    <a:blip r:embed="rId42"/>
+                    <a:blip r:embed="rId43"/>
                     <a:stretch>
                       <a:fillRect/>
                     </a:stretch>
@@ -843,7 +845,7 @@
                   <pic:spPr bwMode="auto">
                     <a:xfrm>
                       <a:off x="0" y="0"/>
-                      <a:ext cx="3733800" cy="469039"/>
+                      <a:ext cx="3733800" cy="1578897"/>
                     </a:xfrm>
                     <a:prstGeom prst="rect">
                       <a:avLst/>
@@ -867,7 +869,7 @@
         <w:pStyle w:val="ImageCaption"/>
       </w:pPr>
       <w:r>
-        <w:t xml:space="preserve">Запрет на действие изменение прав на файл</w:t>
+        <w:t xml:space="preserve">Задание 8. Условие и верный ответ.</w:t>
       </w:r>
     </w:p>
     <w:p>
@@ -885,7 +887,7 @@
         <w:t xml:space="preserve"> </w:t>
       </w:r>
       <w:r>
-        <w:t xml:space="preserve">Снимите расширенный атрибут a с файла /home/guest/dirl/file1 от имени суперпользователя.</w:t>
+        <w:t xml:space="preserve">Какие меры защищают от утечек данных атакой перебором?</w:t>
       </w:r>
     </w:p>
     <w:p>
@@ -893,7 +895,7 @@
         <w:pStyle w:val="BodyText"/>
       </w:pPr>
       <w:r>
-        <w:t xml:space="preserve">Я сняла расширенный атрибут а с файла от имени суперпользователя командой chattr -a /home/guest/dir1/file1 (рис. [??]).</w:t>
+        <w:t xml:space="preserve">разные пароли на всех сайтах (чтобы при утечки одного пароля, с помощью него же не получили доступ к другим ресурсам), периодическая смена паролей (если один пароль на протяжении долгого времени, то за это время он может быть подобран), сложные(=длинные) пароли (больше вариантов паролей, поэтому перебор усложняется), капча (призвана защитить от атоматического введения паролей программой) (рис. [??]).</w:t>
       </w:r>
     </w:p>
     <w:p>
@@ -903,20 +905,20 @@
       <w:r>
         <w:drawing>
           <wp:inline>
-            <wp:extent cx="3733800" cy="483101"/>
+            <wp:extent cx="3733800" cy="3802552"/>
             <wp:effectExtent b="0" l="0" r="0" t="0"/>
-            <wp:docPr descr="Снятие расширенного атрибута а от имени суперпользователя" title="fig:" id="46" name="Picture"/>
+            <wp:docPr descr="Задание 9. Условие и верный ответ." title="fig:" id="47" name="Picture"/>
             <a:graphic>
               <a:graphicData uri="http://schemas.openxmlformats.org/drawingml/2006/picture">
                 <pic:pic>
                   <pic:nvPicPr>
-                    <pic:cNvPr descr="image/fig009.png" id="47" name="Picture"/>
+                    <pic:cNvPr descr="image/fig009.png" id="48" name="Picture"/>
                     <pic:cNvPicPr>
                       <a:picLocks noChangeArrowheads="1" noChangeAspect="1"/>
                     </pic:cNvPicPr>
                   </pic:nvPicPr>
                   <pic:blipFill>
-                    <a:blip r:embed="rId45"/>
+                    <a:blip r:embed="rId46"/>
                     <a:stretch>
                       <a:fillRect/>
                     </a:stretch>
@@ -924,7 +926,7 @@
                   <pic:spPr bwMode="auto">
                     <a:xfrm>
                       <a:off x="0" y="0"/>
-                      <a:ext cx="3733800" cy="483101"/>
+                      <a:ext cx="3733800" cy="3802552"/>
                     </a:xfrm>
                     <a:prstGeom prst="rect">
                       <a:avLst/>
@@ -948,12 +950,31 @@
         <w:pStyle w:val="ImageCaption"/>
       </w:pPr>
       <w:r>
-        <w:t xml:space="preserve">Снятие расширенного атрибута а от имени суперпользователя</w:t>
-      </w:r>
-    </w:p>
-    <w:p>
-      <w:pPr>
-        <w:pStyle w:val="BodyText"/>
+        <w:t xml:space="preserve">Задание 9. Условие и верный ответ.</w:t>
+      </w:r>
+    </w:p>
+    <w:bookmarkEnd w:id="49"/>
+    <w:bookmarkStart w:id="56" w:name="фишинг"/>
+    <w:p>
+      <w:pPr>
+        <w:pStyle w:val="Heading3"/>
+      </w:pPr>
+      <w:r>
+        <w:rPr>
+          <w:rStyle w:val="SectionNumber"/>
+        </w:rPr>
+        <w:t xml:space="preserve">2.0.3</w:t>
+      </w:r>
+      <w:r>
+        <w:tab/>
+      </w:r>
+      <w:r>
+        <w:t xml:space="preserve">Фишинг</w:t>
+      </w:r>
+    </w:p>
+    <w:p>
+      <w:pPr>
+        <w:pStyle w:val="FirstParagraph"/>
       </w:pPr>
       <w:r>
         <w:rPr>
@@ -966,7 +987,7 @@
         <w:t xml:space="preserve"> </w:t>
       </w:r>
       <w:r>
-        <w:t xml:space="preserve">Повторите операции, которые вам ранее не удавалось выполнить.</w:t>
+        <w:t xml:space="preserve">Какие из следующих ссылок являются фишинговыми?</w:t>
       </w:r>
     </w:p>
     <w:p>
@@ -974,7 +995,7 @@
         <w:pStyle w:val="BodyText"/>
       </w:pPr>
       <w:r>
-        <w:t xml:space="preserve">Я убедилась, что расширенный атрибут а снят командой lsattr, затем повторила действия перезаписи, переименования, смены прав на файл и удаления файла (рис. [??]).</w:t>
+        <w:t xml:space="preserve">https://online.sberbank.wix.ru/CSAFront/index.do (вход в Сбербанк.Онлайн), так как можно заметить wix перед доменом ru; https://passport.yandex.ucoz.ru/auth?origin=home_desktop_ru (вход в аккаунт Яндекс), так как опять же несуществующая у реального ресурса ucoz перед ru (рис. [??]).</w:t>
       </w:r>
     </w:p>
     <w:p>
@@ -984,20 +1005,20 @@
       <w:r>
         <w:drawing>
           <wp:inline>
-            <wp:extent cx="3733800" cy="1521465"/>
+            <wp:extent cx="3733800" cy="2304142"/>
             <wp:effectExtent b="0" l="0" r="0" t="0"/>
-            <wp:docPr descr="Повторение запрещенных ранее действий с файлом ныне без расширенного атрибута а" title="fig:" id="49" name="Picture"/>
+            <wp:docPr descr="Задание 10. Условие и верный ответ." title="fig:" id="51" name="Picture"/>
             <a:graphic>
               <a:graphicData uri="http://schemas.openxmlformats.org/drawingml/2006/picture">
                 <pic:pic>
                   <pic:nvPicPr>
-                    <pic:cNvPr descr="image/fig010.png" id="50" name="Picture"/>
+                    <pic:cNvPr descr="image/fig010.png" id="52" name="Picture"/>
                     <pic:cNvPicPr>
                       <a:picLocks noChangeArrowheads="1" noChangeAspect="1"/>
                     </pic:cNvPicPr>
                   </pic:nvPicPr>
                   <pic:blipFill>
-                    <a:blip r:embed="rId48"/>
+                    <a:blip r:embed="rId50"/>
                     <a:stretch>
                       <a:fillRect/>
                     </a:stretch>
@@ -1005,7 +1026,7 @@
                   <pic:spPr bwMode="auto">
                     <a:xfrm>
                       <a:off x="0" y="0"/>
-                      <a:ext cx="3733800" cy="1521465"/>
+                      <a:ext cx="3733800" cy="2304142"/>
                     </a:xfrm>
                     <a:prstGeom prst="rect">
                       <a:avLst/>
@@ -1029,15 +1050,7 @@
         <w:pStyle w:val="ImageCaption"/>
       </w:pPr>
       <w:r>
-        <w:t xml:space="preserve">Повторение запрещенных ранее действий с файлом ныне без расширенного атрибута а</w:t>
-      </w:r>
-    </w:p>
-    <w:p>
-      <w:pPr>
-        <w:pStyle w:val="BodyText"/>
-      </w:pPr>
-      <w:r>
-        <w:t xml:space="preserve">Как можно видеть на скриншоте все действия были разрешены и выполнены.</w:t>
+        <w:t xml:space="preserve">Задание 10. Условие и верный ответ.</w:t>
       </w:r>
     </w:p>
     <w:p>
@@ -1055,7 +1068,7 @@
         <w:t xml:space="preserve"> </w:t>
       </w:r>
       <w:r>
-        <w:t xml:space="preserve">Повторите ваши действия по шагам, заменив атрибут «a» атрибутом «i». Удалось ли вам дозаписать информацию в файл?</w:t>
+        <w:t xml:space="preserve">Может ли фишинговый имейл прийти от знакомого адреса?</w:t>
       </w:r>
     </w:p>
     <w:p>
@@ -1063,7 +1076,7 @@
         <w:pStyle w:val="BodyText"/>
       </w:pPr>
       <w:r>
-        <w:t xml:space="preserve">Сначала я создала файл командой touch file1, затем назначила права командой chmod 600 file1 (чтение и запись пользователем), попробовала от имени guest установить расширенных атрибут i, убедилась, что в случае с i, как и с атрибутом a, от имени guest это сделать нельзя (рис. [??]).</w:t>
+        <w:t xml:space="preserve">Правильный ответ: да. Злоумышленник может взломать почтовый ящик человека, а также существуют механизмы подмены адресов (рис. [??]).</w:t>
       </w:r>
     </w:p>
     <w:p>
@@ -1073,20 +1086,20 @@
       <w:r>
         <w:drawing>
           <wp:inline>
-            <wp:extent cx="3733800" cy="1041022"/>
+            <wp:extent cx="3733800" cy="2906485"/>
             <wp:effectExtent b="0" l="0" r="0" t="0"/>
-            <wp:docPr descr="Запрет на установку расширенного атрибута i от имени guest" title="fig:" id="52" name="Picture"/>
+            <wp:docPr descr="Задание 11. Условие и верный ответ." title="fig:" id="54" name="Picture"/>
             <a:graphic>
               <a:graphicData uri="http://schemas.openxmlformats.org/drawingml/2006/picture">
                 <pic:pic>
                   <pic:nvPicPr>
-                    <pic:cNvPr descr="image/fig011.png" id="53" name="Picture"/>
+                    <pic:cNvPr descr="image/fig011.png" id="55" name="Picture"/>
                     <pic:cNvPicPr>
                       <a:picLocks noChangeArrowheads="1" noChangeAspect="1"/>
                     </pic:cNvPicPr>
                   </pic:nvPicPr>
                   <pic:blipFill>
-                    <a:blip r:embed="rId51"/>
+                    <a:blip r:embed="rId53"/>
                     <a:stretch>
                       <a:fillRect/>
                     </a:stretch>
@@ -1094,7 +1107,7 @@
                   <pic:spPr bwMode="auto">
                     <a:xfrm>
                       <a:off x="0" y="0"/>
-                      <a:ext cx="3733800" cy="1041022"/>
+                      <a:ext cx="3733800" cy="2906485"/>
                     </a:xfrm>
                     <a:prstGeom prst="rect">
                       <a:avLst/>
@@ -1118,7 +1131,44 @@
         <w:pStyle w:val="ImageCaption"/>
       </w:pPr>
       <w:r>
-        <w:t xml:space="preserve">Запрет на установку расширенного атрибута i от имени guest</w:t>
+        <w:t xml:space="preserve">Задание 11. Условие и верный ответ.</w:t>
+      </w:r>
+    </w:p>
+    <w:bookmarkEnd w:id="56"/>
+    <w:bookmarkStart w:id="62" w:name="вирусы"/>
+    <w:p>
+      <w:pPr>
+        <w:pStyle w:val="Heading3"/>
+      </w:pPr>
+      <w:r>
+        <w:rPr>
+          <w:rStyle w:val="SectionNumber"/>
+        </w:rPr>
+        <w:t xml:space="preserve">2.0.4</w:t>
+      </w:r>
+      <w:r>
+        <w:tab/>
+      </w:r>
+      <w:r>
+        <w:t xml:space="preserve">Вирусы</w:t>
+      </w:r>
+    </w:p>
+    <w:p>
+      <w:pPr>
+        <w:pStyle w:val="FirstParagraph"/>
+      </w:pPr>
+      <w:r>
+        <w:rPr>
+          <w:bCs/>
+          <w:b/>
+        </w:rPr>
+        <w:t xml:space="preserve">Задание 12.</w:t>
+      </w:r>
+      <w:r>
+        <w:t xml:space="preserve"> </w:t>
+      </w:r>
+      <w:r>
+        <w:t xml:space="preserve">Email Спуфинг – это…</w:t>
       </w:r>
     </w:p>
     <w:p>
@@ -1126,7 +1176,7 @@
         <w:pStyle w:val="BodyText"/>
       </w:pPr>
       <w:r>
-        <w:t xml:space="preserve">Затем от имени суперпользователя я установила расширенный атрибут командой chattr +i /home/guest/dir1/file1 (рис. [??]).</w:t>
+        <w:t xml:space="preserve">подмена адреса отправителя в имейлах (рис. [??]).</w:t>
       </w:r>
     </w:p>
     <w:p>
@@ -1136,20 +1186,20 @@
       <w:r>
         <w:drawing>
           <wp:inline>
-            <wp:extent cx="3733800" cy="1521465"/>
+            <wp:extent cx="3733800" cy="2304142"/>
             <wp:effectExtent b="0" l="0" r="0" t="0"/>
-            <wp:docPr descr="Установка расширенного атрибута i от имени суперпользователя" title="fig:" id="54" name="Picture"/>
+            <wp:docPr descr="Задание 12. Условие и верный ответ." title="fig:" id="57" name="Picture"/>
             <a:graphic>
               <a:graphicData uri="http://schemas.openxmlformats.org/drawingml/2006/picture">
                 <pic:pic>
                   <pic:nvPicPr>
-                    <pic:cNvPr descr="image/fig010.png" id="55" name="Picture"/>
+                    <pic:cNvPr descr="image/fig010.png" id="58" name="Picture"/>
                     <pic:cNvPicPr>
                       <a:picLocks noChangeArrowheads="1" noChangeAspect="1"/>
                     </pic:cNvPicPr>
                   </pic:nvPicPr>
                   <pic:blipFill>
-                    <a:blip r:embed="rId48"/>
+                    <a:blip r:embed="rId50"/>
                     <a:stretch>
                       <a:fillRect/>
                     </a:stretch>
@@ -1157,7 +1207,7 @@
                   <pic:spPr bwMode="auto">
                     <a:xfrm>
                       <a:off x="0" y="0"/>
-                      <a:ext cx="3733800" cy="1521465"/>
+                      <a:ext cx="3733800" cy="2304142"/>
                     </a:xfrm>
                     <a:prstGeom prst="rect">
                       <a:avLst/>
@@ -1181,7 +1231,7 @@
         <w:pStyle w:val="ImageCaption"/>
       </w:pPr>
       <w:r>
-        <w:t xml:space="preserve">Установка расширенного атрибута i от имени суперпользователя</w:t>
+        <w:t xml:space="preserve">Задание 12. Условие и верный ответ.</w:t>
       </w:r>
     </w:p>
     <w:p>
@@ -1189,7 +1239,25 @@
         <w:pStyle w:val="BodyText"/>
       </w:pPr>
       <w:r>
-        <w:t xml:space="preserve">Как и в случае с атрибутом a я проверила могу ли я дозаписать в файл строку, затем переписать текст файла, переименовать файл, поменять права на файл и удалить файл (рис. [??]).</w:t>
+        <w:rPr>
+          <w:bCs/>
+          <w:b/>
+        </w:rPr>
+        <w:t xml:space="preserve">Задание 13.</w:t>
+      </w:r>
+      <w:r>
+        <w:t xml:space="preserve"> </w:t>
+      </w:r>
+      <w:r>
+        <w:t xml:space="preserve">Вирус-троян…</w:t>
+      </w:r>
+    </w:p>
+    <w:p>
+      <w:pPr>
+        <w:pStyle w:val="BodyText"/>
+      </w:pPr>
+      <w:r>
+        <w:t xml:space="preserve">маскируется под легитимную программу (рис. [??]).</w:t>
       </w:r>
     </w:p>
     <w:p>
@@ -1199,20 +1267,20 @@
       <w:r>
         <w:drawing>
           <wp:inline>
-            <wp:extent cx="3733800" cy="1596690"/>
+            <wp:extent cx="3733800" cy="2920023"/>
             <wp:effectExtent b="0" l="0" r="0" t="0"/>
-            <wp:docPr descr="Запрет на выполнение действий с файлом с атрибутом i" title="fig:" id="57" name="Picture"/>
+            <wp:docPr descr="Задание 13. Условие и верный ответ." title="fig:" id="60" name="Picture"/>
             <a:graphic>
               <a:graphicData uri="http://schemas.openxmlformats.org/drawingml/2006/picture">
                 <pic:pic>
                   <pic:nvPicPr>
-                    <pic:cNvPr descr="image/fig013.png" id="58" name="Picture"/>
+                    <pic:cNvPr descr="image/fig013.png" id="61" name="Picture"/>
                     <pic:cNvPicPr>
                       <a:picLocks noChangeArrowheads="1" noChangeAspect="1"/>
                     </pic:cNvPicPr>
                   </pic:nvPicPr>
                   <pic:blipFill>
-                    <a:blip r:embed="rId56"/>
+                    <a:blip r:embed="rId59"/>
                     <a:stretch>
                       <a:fillRect/>
                     </a:stretch>
@@ -1220,7 +1288,7 @@
                   <pic:spPr bwMode="auto">
                     <a:xfrm>
                       <a:off x="0" y="0"/>
-                      <a:ext cx="3733800" cy="1596690"/>
+                      <a:ext cx="3733800" cy="2920023"/>
                     </a:xfrm>
                     <a:prstGeom prst="rect">
                       <a:avLst/>
@@ -1244,7 +1312,44 @@
         <w:pStyle w:val="ImageCaption"/>
       </w:pPr>
       <w:r>
-        <w:t xml:space="preserve">Запрет на выполнение действий с файлом с атрибутом i</w:t>
+        <w:t xml:space="preserve">Задание 13. Условие и верный ответ.</w:t>
+      </w:r>
+    </w:p>
+    <w:bookmarkEnd w:id="62"/>
+    <w:bookmarkStart w:id="69" w:name="безопасность-мессенджеров"/>
+    <w:p>
+      <w:pPr>
+        <w:pStyle w:val="Heading3"/>
+      </w:pPr>
+      <w:r>
+        <w:rPr>
+          <w:rStyle w:val="SectionNumber"/>
+        </w:rPr>
+        <w:t xml:space="preserve">2.0.5</w:t>
+      </w:r>
+      <w:r>
+        <w:tab/>
+      </w:r>
+      <w:r>
+        <w:t xml:space="preserve">Безопасность мессенджеров</w:t>
+      </w:r>
+    </w:p>
+    <w:p>
+      <w:pPr>
+        <w:pStyle w:val="FirstParagraph"/>
+      </w:pPr>
+      <w:r>
+        <w:rPr>
+          <w:bCs/>
+          <w:b/>
+        </w:rPr>
+        <w:t xml:space="preserve">Задание 14.</w:t>
+      </w:r>
+      <w:r>
+        <w:t xml:space="preserve"> </w:t>
+      </w:r>
+      <w:r>
+        <w:t xml:space="preserve">На каком этапе формируется ключ шифрования в протоколе мессенджеров Signal?</w:t>
       </w:r>
     </w:p>
     <w:p>
@@ -1252,11 +1357,148 @@
         <w:pStyle w:val="BodyText"/>
       </w:pPr>
       <w:r>
-        <w:t xml:space="preserve">Как можно видеть, все эти действия запрещены. То есть в отличие от атрибута а, с атрибутом i нельзя сделать даже дозапись.</w:t>
-      </w:r>
-    </w:p>
-    <w:bookmarkEnd w:id="59"/>
-    <w:bookmarkStart w:id="60" w:name="выводы"/>
+        <w:t xml:space="preserve">при генерации первого сообщения стороной-отправителем (потом периодически он меняется, но основывается на первом ключе шифрования) (рис. [??]).</w:t>
+      </w:r>
+    </w:p>
+    <w:p>
+      <w:pPr>
+        <w:pStyle w:val="CaptionedFigure"/>
+      </w:pPr>
+      <w:r>
+        <w:drawing>
+          <wp:inline>
+            <wp:extent cx="3733800" cy="2474399"/>
+            <wp:effectExtent b="0" l="0" r="0" t="0"/>
+            <wp:docPr descr="Задание 14. Условие и верный ответ." title="fig:" id="64" name="Picture"/>
+            <a:graphic>
+              <a:graphicData uri="http://schemas.openxmlformats.org/drawingml/2006/picture">
+                <pic:pic>
+                  <pic:nvPicPr>
+                    <pic:cNvPr descr="image/fig014.png" id="65" name="Picture"/>
+                    <pic:cNvPicPr>
+                      <a:picLocks noChangeArrowheads="1" noChangeAspect="1"/>
+                    </pic:cNvPicPr>
+                  </pic:nvPicPr>
+                  <pic:blipFill>
+                    <a:blip r:embed="rId63"/>
+                    <a:stretch>
+                      <a:fillRect/>
+                    </a:stretch>
+                  </pic:blipFill>
+                  <pic:spPr bwMode="auto">
+                    <a:xfrm>
+                      <a:off x="0" y="0"/>
+                      <a:ext cx="3733800" cy="2474399"/>
+                    </a:xfrm>
+                    <a:prstGeom prst="rect">
+                      <a:avLst/>
+                    </a:prstGeom>
+                    <a:noFill/>
+                    <a:ln w="9525">
+                      <a:noFill/>
+                      <a:headEnd/>
+                      <a:tailEnd/>
+                    </a:ln>
+                  </pic:spPr>
+                </pic:pic>
+              </a:graphicData>
+            </a:graphic>
+          </wp:inline>
+        </w:drawing>
+      </w:r>
+    </w:p>
+    <w:p>
+      <w:pPr>
+        <w:pStyle w:val="ImageCaption"/>
+      </w:pPr>
+      <w:r>
+        <w:t xml:space="preserve">Задание 14. Условие и верный ответ.</w:t>
+      </w:r>
+    </w:p>
+    <w:p>
+      <w:pPr>
+        <w:pStyle w:val="BodyText"/>
+      </w:pPr>
+      <w:r>
+        <w:rPr>
+          <w:bCs/>
+          <w:b/>
+        </w:rPr>
+        <w:t xml:space="preserve">Задание 15.</w:t>
+      </w:r>
+      <w:r>
+        <w:t xml:space="preserve"> </w:t>
+      </w:r>
+      <w:r>
+        <w:t xml:space="preserve">Суть сквозного шифрования состоит в том, что</w:t>
+      </w:r>
+    </w:p>
+    <w:p>
+      <w:pPr>
+        <w:pStyle w:val="BodyText"/>
+      </w:pPr>
+      <w:r>
+        <w:t xml:space="preserve">сообщения передаются по узлам связи (серверам) в зашифрованном виде, то есть расшифрованное сообщении видит только отправитель и получатель (рис. [??]).</w:t>
+      </w:r>
+    </w:p>
+    <w:p>
+      <w:pPr>
+        <w:pStyle w:val="CaptionedFigure"/>
+      </w:pPr>
+      <w:r>
+        <w:drawing>
+          <wp:inline>
+            <wp:extent cx="3733800" cy="2474399"/>
+            <wp:effectExtent b="0" l="0" r="0" t="0"/>
+            <wp:docPr descr="Задание 15. Условие и верный ответ." title="fig:" id="67" name="Picture"/>
+            <a:graphic>
+              <a:graphicData uri="http://schemas.openxmlformats.org/drawingml/2006/picture">
+                <pic:pic>
+                  <pic:nvPicPr>
+                    <pic:cNvPr descr="image/fig015.png" id="68" name="Picture"/>
+                    <pic:cNvPicPr>
+                      <a:picLocks noChangeArrowheads="1" noChangeAspect="1"/>
+                    </pic:cNvPicPr>
+                  </pic:nvPicPr>
+                  <pic:blipFill>
+                    <a:blip r:embed="rId66"/>
+                    <a:stretch>
+                      <a:fillRect/>
+                    </a:stretch>
+                  </pic:blipFill>
+                  <pic:spPr bwMode="auto">
+                    <a:xfrm>
+                      <a:off x="0" y="0"/>
+                      <a:ext cx="3733800" cy="2474399"/>
+                    </a:xfrm>
+                    <a:prstGeom prst="rect">
+                      <a:avLst/>
+                    </a:prstGeom>
+                    <a:noFill/>
+                    <a:ln w="9525">
+                      <a:noFill/>
+                      <a:headEnd/>
+                      <a:tailEnd/>
+                    </a:ln>
+                  </pic:spPr>
+                </pic:pic>
+              </a:graphicData>
+            </a:graphic>
+          </wp:inline>
+        </w:drawing>
+      </w:r>
+    </w:p>
+    <w:p>
+      <w:pPr>
+        <w:pStyle w:val="ImageCaption"/>
+      </w:pPr>
+      <w:r>
+        <w:t xml:space="preserve">Задание 15. Условие и верный ответ.</w:t>
+      </w:r>
+    </w:p>
+    <w:bookmarkEnd w:id="69"/>
+    <w:bookmarkEnd w:id="70"/>
+    <w:bookmarkStart w:id="71" w:name="выводы"/>
     <w:p>
       <w:pPr>
         <w:pStyle w:val="Heading1"/>
@@ -1279,11 +1521,11 @@
         <w:pStyle w:val="FirstParagraph"/>
       </w:pPr>
       <w:r>
-        <w:t xml:space="preserve">В результате выполнения работы я повысили свои навыки использования интерфейса командой строки (CLI), познакомились на примерах с тем, как используются расширенные атрибуты при разграничении доступа.</w:t>
-      </w:r>
-    </w:p>
-    <w:bookmarkEnd w:id="60"/>
-    <w:bookmarkStart w:id="64" w:name="список-литературы"/>
+        <w:t xml:space="preserve">При выполнении этой части внешнего курса я узнала больше о методах защиты и о уязвимостях ПК и мобильных телефонов, о шифровании дисков, стойкости паролей, фишинге и вирусах.</w:t>
+      </w:r>
+    </w:p>
+    <w:bookmarkEnd w:id="71"/>
+    <w:bookmarkStart w:id="75" w:name="список-литературы"/>
     <w:p>
       <w:pPr>
         <w:pStyle w:val="Heading1"/>
@@ -1292,8 +1534,8 @@
         <w:t xml:space="preserve">Список литературы</w:t>
       </w:r>
     </w:p>
-    <w:bookmarkStart w:id="63" w:name="refs"/>
-    <w:bookmarkStart w:id="62" w:name="ref-tuis"/>
+    <w:bookmarkStart w:id="74" w:name="refs"/>
+    <w:bookmarkStart w:id="73" w:name="ref-stepic"/>
     <w:p>
       <w:pPr>
         <w:pStyle w:val="Bibliography"/>
@@ -1308,26 +1550,26 @@
         <w:t xml:space="preserve">	</w:t>
       </w:r>
       <w:r>
-        <w:t xml:space="preserve">ТУИС [Электронный ресурс]. РУДН. URL:</w:t>
-      </w:r>
-      <w:r>
-        <w:t xml:space="preserve"> </w:t>
-      </w:r>
-      <w:hyperlink r:id="rId61">
+        <w:t xml:space="preserve">Основы кибербезопасности [Электронный ресурс]. URL:</w:t>
+      </w:r>
+      <w:r>
+        <w:t xml:space="preserve"> </w:t>
+      </w:r>
+      <w:hyperlink r:id="rId72">
         <w:r>
           <w:rPr>
             <w:rStyle w:val="Hyperlink"/>
           </w:rPr>
-          <w:t xml:space="preserve">https://esystem.rudn.ru/mod/page/view.php?id=1098937</w:t>
+          <w:t xml:space="preserve">https://stepik.org/course/111512/syllabus</w:t>
         </w:r>
       </w:hyperlink>
       <w:r>
         <w:t xml:space="preserve">.</w:t>
       </w:r>
     </w:p>
-    <w:bookmarkEnd w:id="62"/>
-    <w:bookmarkEnd w:id="63"/>
-    <w:bookmarkEnd w:id="64"/>
+    <w:bookmarkEnd w:id="73"/>
+    <w:bookmarkEnd w:id="74"/>
+    <w:bookmarkEnd w:id="75"/>
     <w:sectPr/>
   </w:body>
 </w:document>
